--- a/NIST-800-207/CSW-NIST-800-207-Compliance-Report.docx
+++ b/NIST-800-207/CSW-NIST-800-207-Compliance-Report.docx
@@ -224,6 +224,70 @@
       </w:r>
       <w:r>
         <w:br w:type="page"/>
+      </w:r>
+    </w:p>
+    <w:p>
+      <w:pPr>
+        <w:pStyle w:val="Heading2"/>
+      </w:pPr>
+      <w:r>
+        <w:t>How to read the coverage words</w:t>
+      </w:r>
+    </w:p>
+    <w:p>
+      <w:pPr>
+        <w:pStyle w:val="Normal"/>
+      </w:pPr>
+      <w:r>
+        <w:rPr>
+          <w:b/>
+        </w:rPr>
+        <w:t>Full Coverage</w:t>
+      </w:r>
+      <w:r>
+        <w:t xml:space="preserve"> on the older reports means Secure Workload can produce that row's artifact. It does not mean the control is met.</w:t>
+      </w:r>
+    </w:p>
+    <w:p>
+      <w:pPr>
+        <w:pStyle w:val="Normal"/>
+      </w:pPr>
+      <w:r>
+        <w:rPr>
+          <w:b/>
+        </w:rPr>
+        <w:t>Partial Coverage</w:t>
+      </w:r>
+      <w:r>
+        <w:t xml:space="preserve"> means file that export next to another control.</w:t>
+      </w:r>
+    </w:p>
+    <w:p>
+      <w:pPr>
+        <w:pStyle w:val="Normal"/>
+      </w:pPr>
+      <w:r>
+        <w:rPr>
+          <w:b/>
+        </w:rPr>
+        <w:t>Evidence Required</w:t>
+      </w:r>
+      <w:r>
+        <w:t xml:space="preserve"> means Secure Workload has no record. The customer files the contract, the analysis, or the HR or physical-security evidence.</w:t>
+      </w:r>
+    </w:p>
+    <w:p>
+      <w:pPr>
+        <w:pStyle w:val="Normal"/>
+      </w:pPr>
+      <w:r>
+        <w:rPr>
+          <w:b/>
+        </w:rPr>
+        <w:t>Direct, Supporting, and Out of scope</w:t>
+      </w:r>
+      <w:r>
+        <w:t xml:space="preserve"> on the newer reports are the same idea in different words. Direct is still evidence, not a pass.</w:t>
       </w:r>
     </w:p>
     <w:p>

--- a/NIST-800-207/CSW-NIST-800-207-Compliance-Report.docx
+++ b/NIST-800-207/CSW-NIST-800-207-Compliance-Report.docx
@@ -231,7 +231,7 @@
         <w:pStyle w:val="Heading2"/>
       </w:pPr>
       <w:r>
-        <w:t>How to read the coverage words</w:t>
+        <w:t>How to read the Coverage column</w:t>
       </w:r>
     </w:p>
     <w:p>
@@ -242,10 +242,10 @@
         <w:rPr>
           <w:b/>
         </w:rPr>
-        <w:t>Full Coverage</w:t>
-      </w:r>
-      <w:r>
-        <w:t xml:space="preserve"> on the older reports means Secure Workload can produce that row's artifact. It does not mean the control is met.</w:t>
+        <w:t>Direct</w:t>
+      </w:r>
+      <w:r>
+        <w:t xml:space="preserve"> means Secure Workload produces the primary evidence artifact for that row — segmentation, policy, flow and process telemetry, inventory, vulnerability and reachability, or forensic reconstruction. Direct is still evidence, not an attestation.</w:t>
       </w:r>
     </w:p>
     <w:p>
@@ -256,10 +256,10 @@
         <w:rPr>
           <w:b/>
         </w:rPr>
-        <w:t>Partial Coverage</w:t>
-      </w:r>
-      <w:r>
-        <w:t xml:space="preserve"> means file that export next to another control.</w:t>
+        <w:t>Supporting</w:t>
+      </w:r>
+      <w:r>
+        <w:t xml:space="preserve"> means Secure Workload contributes an input that feeds or complements another control, tool, or process — detection input only, reconciled against an external register, or one log source among several.</w:t>
       </w:r>
     </w:p>
     <w:p>
@@ -273,7 +273,7 @@
         <w:t>Evidence Required</w:t>
       </w:r>
       <w:r>
-        <w:t xml:space="preserve"> means Secure Workload has no record. The customer files the contract, the analysis, or the HR or physical-security evidence.</w:t>
+        <w:t xml:space="preserve"> means Secure Workload has no record for that row. The customer supplies the contract, the analysis, or the HR / physical-security evidence from another control.</w:t>
       </w:r>
     </w:p>
     <w:p>
@@ -281,13 +281,7 @@
         <w:pStyle w:val="Normal"/>
       </w:pPr>
       <w:r>
-        <w:rPr>
-          <w:b/>
-        </w:rPr>
-        <w:t>Direct, Supporting, and Out of scope</w:t>
-      </w:r>
-      <w:r>
-        <w:t xml:space="preserve"> on the newer reports are the same idea in different words. Direct is still evidence, not a pass.</w:t>
+        <w:t>Every report in this set now uses the same three coverage words — Direct, Supporting, and Evidence Required. Coverage describes what evidence Secure Workload produces; it never means the control is passed.</w:t>
       </w:r>
     </w:p>
     <w:p>
@@ -606,7 +600,7 @@
                 <w:sz w:val="18"/>
                 <w:szCs w:val="18"/>
               </w:rPr>
-              <w:t>Full Coverage</w:t>
+              <w:t>Direct</w:t>
             </w:r>
           </w:p>
         </w:tc>
@@ -708,7 +702,7 @@
                 <w:sz w:val="18"/>
                 <w:szCs w:val="18"/>
               </w:rPr>
-              <w:t>Full Coverage</w:t>
+              <w:t>Direct</w:t>
             </w:r>
           </w:p>
         </w:tc>
@@ -810,7 +804,7 @@
                 <w:sz w:val="18"/>
                 <w:szCs w:val="18"/>
               </w:rPr>
-              <w:t>Full Coverage</w:t>
+              <w:t>Direct</w:t>
             </w:r>
           </w:p>
         </w:tc>
@@ -912,7 +906,7 @@
                 <w:sz w:val="18"/>
                 <w:szCs w:val="18"/>
               </w:rPr>
-              <w:t>Full Coverage</w:t>
+              <w:t>Direct</w:t>
             </w:r>
           </w:p>
         </w:tc>
@@ -1014,7 +1008,7 @@
                 <w:sz w:val="18"/>
                 <w:szCs w:val="18"/>
               </w:rPr>
-              <w:t>Full Coverage</w:t>
+              <w:t>Direct</w:t>
             </w:r>
           </w:p>
         </w:tc>
@@ -1116,7 +1110,7 @@
                 <w:sz w:val="18"/>
                 <w:szCs w:val="18"/>
               </w:rPr>
-              <w:t>Partial Coverage</w:t>
+              <w:t>Supporting</w:t>
             </w:r>
           </w:p>
         </w:tc>
@@ -1218,7 +1212,7 @@
                 <w:sz w:val="18"/>
                 <w:szCs w:val="18"/>
               </w:rPr>
-              <w:t>Full Coverage</w:t>
+              <w:t>Direct</w:t>
             </w:r>
           </w:p>
         </w:tc>
@@ -4029,7 +4023,7 @@
           <w:sz w:val="20"/>
           <w:szCs w:val="20"/>
         </w:rPr>
-        <w:t>Note: Tenet 6 is Partial Coverage because CSW enforces the network path to authentication systems but does not itself perform identity provider functions. Pair with Cisco Secure Access or equivalent ZTNA for full coverage.</w:t>
+        <w:t>Note: Tenet 6 is Supporting coverage because CSW enforces the network path to authentication systems but does not itself perform identity provider functions. Pair with Cisco Secure Access or equivalent ZTNA for full coverage.</w:t>
       </w:r>
     </w:p>
     <w:p>
@@ -4897,7 +4891,7 @@
                 <w:sz w:val="18"/>
                 <w:szCs w:val="18"/>
               </w:rPr>
-              <w:t>Full Coverage</w:t>
+              <w:t>Direct</w:t>
             </w:r>
           </w:p>
         </w:tc>
@@ -5032,7 +5026,7 @@
                 <w:sz w:val="18"/>
                 <w:szCs w:val="18"/>
               </w:rPr>
-              <w:t>Full Coverage</w:t>
+              <w:t>Direct</w:t>
             </w:r>
           </w:p>
         </w:tc>
@@ -5167,7 +5161,7 @@
                 <w:sz w:val="18"/>
                 <w:szCs w:val="18"/>
               </w:rPr>
-              <w:t>Full Coverage</w:t>
+              <w:t>Direct</w:t>
             </w:r>
           </w:p>
         </w:tc>
